--- a/Brenner framework/Reports/updated report.docx
+++ b/Brenner framework/Reports/updated report.docx
@@ -1753,15 +1753,7 @@
           <w:szCs w:val="20"/>
           <w:lang w:eastAsia="ja-JP"/>
         </w:rPr>
-        <w:t>.</w:t>
-      </w:r>
-      <w:r>
-        <w:rPr>
-          <w:sz w:val="22"/>
-          <w:szCs w:val="20"/>
-          <w:lang w:eastAsia="ja-JP"/>
-        </w:rPr>
-        <w:t xml:space="preserve"> Instead of showing a true minimum at the focal position, it gives a strange peak on the Brenner curve as shown in Figure. This poses a problem for accurate autofocusing of the </w:t>
+        <w:t xml:space="preserve">. Instead of showing a true minimum at the focal position, it gives a strange peak on the Brenner curve as shown in Figure. This poses a problem for accurate autofocusing of the </w:t>
       </w:r>
       <w:r>
         <w:rPr>
@@ -2135,7 +2127,25 @@
           <w:szCs w:val="20"/>
           <w:lang w:eastAsia="ja-JP"/>
         </w:rPr>
-        <w:t xml:space="preserve"> some constant determining the strength of the phase. For simulating weak and strong phase (slowly varying) functions, the phase part (moon image) is passed through a Gaussian filter to smoothen out the step edges.</w:t>
+        <w:t xml:space="preserve"> </w:t>
+      </w:r>
+      <w:proofErr w:type="gramStart"/>
+      <w:r>
+        <w:rPr>
+          <w:sz w:val="22"/>
+          <w:szCs w:val="20"/>
+          <w:lang w:eastAsia="ja-JP"/>
+        </w:rPr>
+        <w:t>some constant</w:t>
+      </w:r>
+      <w:proofErr w:type="gramEnd"/>
+      <w:r>
+        <w:rPr>
+          <w:sz w:val="22"/>
+          <w:szCs w:val="20"/>
+          <w:lang w:eastAsia="ja-JP"/>
+        </w:rPr>
+        <w:t xml:space="preserve"> determining the strength of the phase. For simulating weak and strong phase (slowly varying) functions, the phase part (moon image) is passed through a Gaussian filter to smoothen out the step edges.</w:t>
       </w:r>
     </w:p>
     <w:p>
@@ -2272,15 +2282,7 @@
           <w:szCs w:val="20"/>
           <w:lang w:eastAsia="ja-JP"/>
         </w:rPr>
-        <w:t>.</w:t>
-      </w:r>
-      <w:r>
-        <w:rPr>
-          <w:sz w:val="22"/>
-          <w:szCs w:val="20"/>
-          <w:lang w:eastAsia="ja-JP"/>
-        </w:rPr>
-        <w:t xml:space="preserve"> This is evident in all the curves presented.</w:t>
+        <w:t>. This is evident in all the curves presented.</w:t>
       </w:r>
     </w:p>
     <w:p>
@@ -3479,7 +3481,31 @@
                         <w:sz w:val="20"/>
                         <w:szCs w:val="20"/>
                       </w:rPr>
-                      <m:t>2×pixel size</m:t>
+                      <m:t>2×</m:t>
+                    </m:r>
+                    <m:r>
+                      <w:rPr>
+                        <w:rFonts w:ascii="Cambria Math" w:hAnsi="Cambria Math"/>
+                        <w:sz w:val="20"/>
+                        <w:szCs w:val="20"/>
+                      </w:rPr>
+                      <m:t>pixel</m:t>
+                    </m:r>
+                    <m:r>
+                      <w:rPr>
+                        <w:rFonts w:ascii="Cambria Math" w:hAnsi="Cambria Math"/>
+                        <w:sz w:val="20"/>
+                        <w:szCs w:val="20"/>
+                      </w:rPr>
+                      <m:t xml:space="preserve"> </m:t>
+                    </m:r>
+                    <m:r>
+                      <w:rPr>
+                        <w:rFonts w:ascii="Cambria Math" w:hAnsi="Cambria Math"/>
+                        <w:sz w:val="20"/>
+                        <w:szCs w:val="20"/>
+                      </w:rPr>
+                      <m:t>size</m:t>
                     </m:r>
                   </m:den>
                 </m:f>

--- a/Brenner framework/Reports/updated report.docx
+++ b/Brenner framework/Reports/updated report.docx
@@ -73,7 +73,6 @@
           <w:lang w:eastAsia="ja-JP"/>
         </w:rPr>
       </w:pPr>
-      <w:proofErr w:type="spellStart"/>
       <w:r>
         <w:rPr>
           <w:rFonts w:cs="Arial"/>
@@ -82,18 +81,7 @@
           <w:szCs w:val="21"/>
           <w:lang w:eastAsia="ja-JP"/>
         </w:rPr>
-        <w:t>BioPhotonica</w:t>
-      </w:r>
-      <w:proofErr w:type="spellEnd"/>
-      <w:r>
-        <w:rPr>
-          <w:rFonts w:cs="Arial"/>
-          <w:bCs/>
-          <w:sz w:val="28"/>
-          <w:szCs w:val="21"/>
-          <w:lang w:eastAsia="ja-JP"/>
-        </w:rPr>
-        <w:t xml:space="preserve"> Lab, </w:t>
+        <w:t xml:space="preserve">BioPhotonica Lab, </w:t>
       </w:r>
       <w:r>
         <w:rPr>
@@ -1026,7 +1014,6 @@
         </w:rPr>
         <w:t xml:space="preserve"> </w:t>
       </w:r>
-      <w:proofErr w:type="gramStart"/>
       <w:r>
         <w:rPr>
           <w:sz w:val="22"/>
@@ -1035,7 +1022,6 @@
         </w:rPr>
         <w:t>is</w:t>
       </w:r>
-      <w:proofErr w:type="gramEnd"/>
       <w:r>
         <w:rPr>
           <w:sz w:val="22"/>
@@ -1224,31 +1210,15 @@
           <w:szCs w:val="20"/>
           <w:lang w:eastAsia="ja-JP"/>
         </w:rPr>
-        <w:t xml:space="preserve"> [equation </w:t>
-      </w:r>
-      <w:r>
-        <w:rPr>
-          <w:sz w:val="22"/>
-          <w:szCs w:val="20"/>
-          <w:lang w:eastAsia="ja-JP"/>
-        </w:rPr>
-        <w:t>2</w:t>
-      </w:r>
-      <w:r>
-        <w:rPr>
-          <w:sz w:val="22"/>
-          <w:szCs w:val="20"/>
-          <w:lang w:eastAsia="ja-JP"/>
-        </w:rPr>
-        <w:t>]</w:t>
-      </w:r>
-      <w:r>
-        <w:rPr>
-          <w:sz w:val="22"/>
-          <w:szCs w:val="20"/>
-          <w:lang w:eastAsia="ja-JP"/>
-        </w:rPr>
-        <w:t xml:space="preserve"> physics </w:t>
+        <w:t xml:space="preserve"> </w:t>
+      </w:r>
+      <w:r>
+        <w:rPr>
+          <w:sz w:val="22"/>
+          <w:szCs w:val="20"/>
+          <w:lang w:eastAsia="ja-JP"/>
+        </w:rPr>
+        <w:t xml:space="preserve">physics </w:t>
       </w:r>
       <w:r>
         <w:rPr>
@@ -1280,7 +1250,31 @@
           <w:szCs w:val="20"/>
           <w:lang w:eastAsia="ja-JP"/>
         </w:rPr>
-        <w:t xml:space="preserve"> amplitude variation on defocusing the object plane.</w:t>
+        <w:t xml:space="preserve"> amplitude variation on defocusing the object plane</w:t>
+      </w:r>
+      <w:r>
+        <w:rPr>
+          <w:sz w:val="22"/>
+          <w:szCs w:val="20"/>
+          <w:lang w:eastAsia="ja-JP"/>
+        </w:rPr>
+        <w:t xml:space="preserve"> given by </w:t>
+      </w:r>
+      <w:r>
+        <w:rPr>
+          <w:sz w:val="22"/>
+          <w:szCs w:val="20"/>
+          <w:lang w:eastAsia="ja-JP"/>
+        </w:rPr>
+        <w:t>[equation 2]</w:t>
+      </w:r>
+      <w:r>
+        <w:rPr>
+          <w:sz w:val="22"/>
+          <w:szCs w:val="20"/>
+          <w:lang w:eastAsia="ja-JP"/>
+        </w:rPr>
+        <w:t>.</w:t>
       </w:r>
     </w:p>
     <w:tbl>
@@ -1480,23 +1474,13 @@
         </w:rPr>
         <w:t xml:space="preserve">I </w:t>
       </w:r>
-      <w:proofErr w:type="gramStart"/>
-      <w:r>
-        <w:rPr>
-          <w:sz w:val="22"/>
-          <w:szCs w:val="20"/>
-          <w:lang w:eastAsia="ja-JP"/>
-        </w:rPr>
-        <w:t>is</w:t>
-      </w:r>
-      <w:proofErr w:type="gramEnd"/>
-      <w:r>
-        <w:rPr>
-          <w:sz w:val="22"/>
-          <w:szCs w:val="20"/>
-          <w:lang w:eastAsia="ja-JP"/>
-        </w:rPr>
-        <w:t xml:space="preserve"> the </w:t>
+      <w:r>
+        <w:rPr>
+          <w:sz w:val="22"/>
+          <w:szCs w:val="20"/>
+          <w:lang w:eastAsia="ja-JP"/>
+        </w:rPr>
+        <w:t xml:space="preserve">is the </w:t>
       </w:r>
       <w:r>
         <w:rPr>
@@ -1729,7 +1713,71 @@
           <w:szCs w:val="20"/>
           <w:lang w:eastAsia="ja-JP"/>
         </w:rPr>
-        <w:t>Wide Field-of-View techniques like Fourier Ptychography Microscopy require low</w:t>
+        <w:t xml:space="preserve">Wide </w:t>
+      </w:r>
+      <w:r>
+        <w:rPr>
+          <w:sz w:val="22"/>
+          <w:szCs w:val="20"/>
+          <w:lang w:eastAsia="ja-JP"/>
+        </w:rPr>
+        <w:t>f</w:t>
+      </w:r>
+      <w:r>
+        <w:rPr>
+          <w:sz w:val="22"/>
+          <w:szCs w:val="20"/>
+          <w:lang w:eastAsia="ja-JP"/>
+        </w:rPr>
+        <w:t>ield-of-</w:t>
+      </w:r>
+      <w:r>
+        <w:rPr>
+          <w:sz w:val="22"/>
+          <w:szCs w:val="20"/>
+          <w:lang w:eastAsia="ja-JP"/>
+        </w:rPr>
+        <w:t>v</w:t>
+      </w:r>
+      <w:r>
+        <w:rPr>
+          <w:sz w:val="22"/>
+          <w:szCs w:val="20"/>
+          <w:lang w:eastAsia="ja-JP"/>
+        </w:rPr>
+        <w:t xml:space="preserve">iew techniques like Fourier </w:t>
+      </w:r>
+      <w:r>
+        <w:rPr>
+          <w:sz w:val="22"/>
+          <w:szCs w:val="20"/>
+          <w:lang w:eastAsia="ja-JP"/>
+        </w:rPr>
+        <w:t>p</w:t>
+      </w:r>
+      <w:r>
+        <w:rPr>
+          <w:sz w:val="22"/>
+          <w:szCs w:val="20"/>
+          <w:lang w:eastAsia="ja-JP"/>
+        </w:rPr>
+        <w:t xml:space="preserve">tychography </w:t>
+      </w:r>
+      <w:r>
+        <w:rPr>
+          <w:sz w:val="22"/>
+          <w:szCs w:val="20"/>
+          <w:lang w:eastAsia="ja-JP"/>
+        </w:rPr>
+        <w:t>m</w:t>
+      </w:r>
+      <w:r>
+        <w:rPr>
+          <w:sz w:val="22"/>
+          <w:szCs w:val="20"/>
+          <w:lang w:eastAsia="ja-JP"/>
+        </w:rPr>
+        <w:t>icroscopy require low</w:t>
       </w:r>
       <w:r>
         <w:rPr>
@@ -1770,6 +1818,13 @@
           <w:lang w:eastAsia="ja-JP"/>
         </w:rPr>
         <w:t>This work aims to achieve a better understanding of the ways in which phase objects interact with finite apertures and defocus.</w:t>
+      </w:r>
+      <w:r>
+        <w:rPr>
+          <w:sz w:val="22"/>
+          <w:lang w:eastAsia="ja-JP"/>
+        </w:rPr>
+        <w:t xml:space="preserve"> Through this understanding, it would be possible to create computational autofocusing algorithms for accurate defocus estimation. </w:t>
       </w:r>
     </w:p>
     <w:p>
@@ -2109,43 +2164,7 @@
           <w:szCs w:val="20"/>
           <w:lang w:eastAsia="ja-JP"/>
         </w:rPr>
-        <w:t xml:space="preserve"> is the phase part and c </w:t>
-      </w:r>
-      <w:proofErr w:type="gramStart"/>
-      <w:r>
-        <w:rPr>
-          <w:sz w:val="22"/>
-          <w:szCs w:val="20"/>
-          <w:lang w:eastAsia="ja-JP"/>
-        </w:rPr>
-        <w:t>is</w:t>
-      </w:r>
-      <w:proofErr w:type="gramEnd"/>
-      <w:r>
-        <w:rPr>
-          <w:sz w:val="22"/>
-          <w:szCs w:val="20"/>
-          <w:lang w:eastAsia="ja-JP"/>
-        </w:rPr>
-        <w:t xml:space="preserve"> </w:t>
-      </w:r>
-      <w:proofErr w:type="gramStart"/>
-      <w:r>
-        <w:rPr>
-          <w:sz w:val="22"/>
-          <w:szCs w:val="20"/>
-          <w:lang w:eastAsia="ja-JP"/>
-        </w:rPr>
-        <w:t>some constant</w:t>
-      </w:r>
-      <w:proofErr w:type="gramEnd"/>
-      <w:r>
-        <w:rPr>
-          <w:sz w:val="22"/>
-          <w:szCs w:val="20"/>
-          <w:lang w:eastAsia="ja-JP"/>
-        </w:rPr>
-        <w:t xml:space="preserve"> determining the strength of the phase. For simulating weak and strong phase (slowly varying) functions, the phase part (moon image) is passed through a Gaussian filter to smoothen out the step edges.</w:t>
+        <w:t xml:space="preserve"> is the phase part and c is some constant determining the strength of the phase. For simulating weak and strong phase (slowly varying) functions, the phase part (moon image) is passed through a Gaussian filter to smoothen out the step edges.</w:t>
       </w:r>
     </w:p>
     <w:p>
@@ -2364,27 +2383,7 @@
           <w:szCs w:val="20"/>
           <w:lang w:eastAsia="ja-JP"/>
         </w:rPr>
-        <w:t xml:space="preserve">t the boundary of the lens, there is </w:t>
-      </w:r>
-      <w:proofErr w:type="spellStart"/>
-      <w:proofErr w:type="gramStart"/>
-      <w:r>
-        <w:rPr>
-          <w:sz w:val="22"/>
-          <w:szCs w:val="20"/>
-          <w:lang w:eastAsia="ja-JP"/>
-        </w:rPr>
-        <w:t>a</w:t>
-      </w:r>
-      <w:proofErr w:type="spellEnd"/>
-      <w:proofErr w:type="gramEnd"/>
-      <w:r>
-        <w:rPr>
-          <w:sz w:val="22"/>
-          <w:szCs w:val="20"/>
-          <w:lang w:eastAsia="ja-JP"/>
-        </w:rPr>
-        <w:t xml:space="preserve"> </w:t>
+        <w:t xml:space="preserve">t the boundary of the lens, there is a </w:t>
       </w:r>
       <w:r>
         <w:rPr>
@@ -3481,31 +3480,7 @@
                         <w:sz w:val="20"/>
                         <w:szCs w:val="20"/>
                       </w:rPr>
-                      <m:t>2×</m:t>
-                    </m:r>
-                    <m:r>
-                      <w:rPr>
-                        <w:rFonts w:ascii="Cambria Math" w:hAnsi="Cambria Math"/>
-                        <w:sz w:val="20"/>
-                        <w:szCs w:val="20"/>
-                      </w:rPr>
-                      <m:t>pixel</m:t>
-                    </m:r>
-                    <m:r>
-                      <w:rPr>
-                        <w:rFonts w:ascii="Cambria Math" w:hAnsi="Cambria Math"/>
-                        <w:sz w:val="20"/>
-                        <w:szCs w:val="20"/>
-                      </w:rPr>
-                      <m:t xml:space="preserve"> </m:t>
-                    </m:r>
-                    <m:r>
-                      <w:rPr>
-                        <w:rFonts w:ascii="Cambria Math" w:hAnsi="Cambria Math"/>
-                        <w:sz w:val="20"/>
-                        <w:szCs w:val="20"/>
-                      </w:rPr>
-                      <m:t>size</m:t>
+                      <m:t>2×pixel size</m:t>
                     </m:r>
                   </m:den>
                 </m:f>
@@ -3647,23 +3622,7 @@
           <w:sz w:val="22"/>
           <w:szCs w:val="20"/>
         </w:rPr>
-        <w:t xml:space="preserve"> is manifested as convolution with </w:t>
-      </w:r>
-      <w:proofErr w:type="spellStart"/>
-      <w:r>
-        <w:rPr>
-          <w:sz w:val="22"/>
-          <w:szCs w:val="20"/>
-        </w:rPr>
-        <w:t>sinc</w:t>
-      </w:r>
-      <w:proofErr w:type="spellEnd"/>
-      <w:r>
-        <w:rPr>
-          <w:sz w:val="22"/>
-          <w:szCs w:val="20"/>
-        </w:rPr>
-        <w:t xml:space="preserve"> function in spatial domain generating Gibbs artifacts</w:t>
+        <w:t xml:space="preserve"> is manifested as convolution with sinc function in spatial domain generating Gibbs artifacts</w:t>
       </w:r>
       <w:r>
         <w:rPr>
